--- a/docs/题目导入解析方法说明/Shiroha Quiz 题目导入解析方法说明.docx
+++ b/docs/题目导入解析方法说明/Shiroha Quiz 题目导入解析方法说明.docx
@@ -6,6 +6,7 @@
     <w:p>
       <w:pPr>
         <w:pStyle w:val="Heading1"/>
+        <w:keepNext/>
       </w:pPr>
       <w:r>
         <w:t xml:space="preserve">Shiroha Quiz </w:t>
@@ -68,6 +69,7 @@
     <w:p>
       <w:pPr>
         <w:pStyle w:val="Heading2"/>
+        <w:keepNext/>
       </w:pPr>
       <w:r>
         <w:rPr>
@@ -104,6 +106,7 @@
     <w:p>
       <w:pPr>
         <w:pStyle w:val="SourceCode"/>
+        <w:keepLines/>
       </w:pPr>
       <w:r>
         <w:rPr>
@@ -288,6 +291,7 @@
       </w:tblGrid>
       <w:tr>
         <w:trPr>
+          <w:cantSplit/>
           <w:tblHeader w:val="on"/>
         </w:trPr>
         <w:tc>
@@ -320,6 +324,9 @@
         </w:tc>
       </w:tr>
       <w:tr>
+        <w:trPr>
+          <w:cantSplit/>
+        </w:trPr>
         <w:tc>
           <w:tcPr/>
           <w:p>
@@ -350,6 +357,9 @@
         </w:tc>
       </w:tr>
       <w:tr>
+        <w:trPr>
+          <w:cantSplit/>
+        </w:trPr>
         <w:tc>
           <w:tcPr/>
           <w:p>
@@ -389,6 +399,9 @@
         </w:tc>
       </w:tr>
       <w:tr>
+        <w:trPr>
+          <w:cantSplit/>
+        </w:trPr>
         <w:tc>
           <w:tcPr/>
           <w:p>
@@ -437,6 +450,7 @@
     <w:p>
       <w:pPr>
         <w:pStyle w:val="Heading2"/>
+        <w:keepNext/>
       </w:pPr>
       <w:r>
         <w:rPr>
@@ -449,6 +463,7 @@
     <w:p>
       <w:pPr>
         <w:pStyle w:val="Heading3"/>
+        <w:keepNext/>
       </w:pPr>
       <w:r>
         <w:t xml:space="preserve">1. </w:t>
@@ -512,6 +527,7 @@
     <w:p>
       <w:pPr>
         <w:pStyle w:val="SourceCode"/>
+        <w:keepLines/>
       </w:pPr>
       <w:r>
         <w:rPr>
@@ -607,6 +623,7 @@
     <w:p>
       <w:pPr>
         <w:pStyle w:val="Heading3"/>
+        <w:keepNext/>
       </w:pPr>
       <w:r>
         <w:t xml:space="preserve">2. Word </w:t>
@@ -664,6 +681,7 @@
     <w:p>
       <w:pPr>
         <w:pStyle w:val="SourceCode"/>
+        <w:keepLines/>
       </w:pPr>
       <w:r>
         <w:rPr>
@@ -883,6 +901,7 @@
     <w:p>
       <w:pPr>
         <w:pStyle w:val="Heading3"/>
+        <w:keepNext/>
       </w:pPr>
       <w:r>
         <w:t xml:space="preserve">3. Excel </w:t>
@@ -931,6 +950,7 @@
       </w:tblGrid>
       <w:tr>
         <w:trPr>
+          <w:cantSplit/>
           <w:tblHeader w:val="on"/>
         </w:trPr>
         <w:tc>
@@ -963,6 +983,9 @@
         </w:tc>
       </w:tr>
       <w:tr>
+        <w:trPr>
+          <w:cantSplit/>
+        </w:trPr>
         <w:tc>
           <w:tcPr/>
           <w:p>
@@ -993,6 +1016,9 @@
         </w:tc>
       </w:tr>
       <w:tr>
+        <w:trPr>
+          <w:cantSplit/>
+        </w:trPr>
         <w:tc>
           <w:tcPr/>
           <w:p>
@@ -1023,6 +1049,9 @@
         </w:tc>
       </w:tr>
       <w:tr>
+        <w:trPr>
+          <w:cantSplit/>
+        </w:trPr>
         <w:tc>
           <w:tcPr/>
           <w:p>
@@ -1053,6 +1082,9 @@
         </w:tc>
       </w:tr>
       <w:tr>
+        <w:trPr>
+          <w:cantSplit/>
+        </w:trPr>
         <w:tc>
           <w:tcPr/>
           <w:p>
@@ -1080,6 +1112,9 @@
         </w:tc>
       </w:tr>
       <w:tr>
+        <w:trPr>
+          <w:cantSplit/>
+        </w:trPr>
         <w:tc>
           <w:tcPr/>
           <w:p>
@@ -1110,6 +1145,9 @@
         </w:tc>
       </w:tr>
       <w:tr>
+        <w:trPr>
+          <w:cantSplit/>
+        </w:trPr>
         <w:tc>
           <w:tcPr/>
           <w:p>
@@ -1140,6 +1178,9 @@
         </w:tc>
       </w:tr>
       <w:tr>
+        <w:trPr>
+          <w:cantSplit/>
+        </w:trPr>
         <w:tc>
           <w:tcPr/>
           <w:p>
@@ -1193,6 +1234,7 @@
     <w:p>
       <w:pPr>
         <w:pStyle w:val="SourceCode"/>
+        <w:keepLines/>
       </w:pPr>
       <w:r>
         <w:rPr>
@@ -1205,7 +1247,7 @@
         <w:rPr>
           <w:rStyle w:val="VerbatimChar"/>
         </w:rPr>
-        <w:t xml:space="preserve"> xlsx / xls </w:t>
+        <w:t xml:space="preserve"> xlsx / csv </w:t>
       </w:r>
       <w:r>
         <w:rPr>
@@ -1287,6 +1329,102 @@
       <w:pPr>
         <w:pStyle w:val="BlockText"/>
       </w:pPr>
+      <w:r>
+        <w:rPr>
+          <w:rFonts w:hint="eastAsia"/>
+        </w:rPr>
+        <w:t xml:space="preserve">旧版</w:t>
+      </w:r>
+      <w:r>
+        <w:t xml:space="preserve"> </w:t>
+      </w:r>
+      <w:r>
+        <w:rPr>
+          <w:rStyle w:val="VerbatimChar"/>
+        </w:rPr>
+        <w:t xml:space="preserve">.xls</w:t>
+      </w:r>
+      <w:r>
+        <w:t xml:space="preserve"> </w:t>
+      </w:r>
+      <w:r>
+        <w:t xml:space="preserve">/</w:t>
+      </w:r>
+      <w:r>
+        <w:t xml:space="preserve"> </w:t>
+      </w:r>
+      <w:r>
+        <w:rPr>
+          <w:rStyle w:val="VerbatimChar"/>
+        </w:rPr>
+        <w:t xml:space="preserve">.xlsm</w:t>
+      </w:r>
+      <w:r>
+        <w:t xml:space="preserve"> </w:t>
+      </w:r>
+      <w:r>
+        <w:rPr>
+          <w:rFonts w:hint="eastAsia"/>
+        </w:rPr>
+        <w:t xml:space="preserve">暂不支持，请在</w:t>
+      </w:r>
+      <w:r>
+        <w:t xml:space="preserve"> Excel </w:t>
+      </w:r>
+      <w:r>
+        <w:rPr>
+          <w:rFonts w:hint="eastAsia"/>
+        </w:rPr>
+        <w:t xml:space="preserve">或</w:t>
+      </w:r>
+      <w:r>
+        <w:t xml:space="preserve"> WPS </w:t>
+      </w:r>
+      <w:r>
+        <w:rPr>
+          <w:rFonts w:hint="eastAsia"/>
+        </w:rPr>
+        <w:t xml:space="preserve">中另存为</w:t>
+      </w:r>
+      <w:r>
+        <w:t xml:space="preserve"> </w:t>
+      </w:r>
+      <w:r>
+        <w:rPr>
+          <w:rStyle w:val="VerbatimChar"/>
+        </w:rPr>
+        <w:t xml:space="preserve">.xlsx</w:t>
+      </w:r>
+      <w:r>
+        <w:t xml:space="preserve"> </w:t>
+      </w:r>
+      <w:r>
+        <w:rPr>
+          <w:rFonts w:hint="eastAsia"/>
+        </w:rPr>
+        <w:t xml:space="preserve">或</w:t>
+      </w:r>
+      <w:r>
+        <w:t xml:space="preserve"> </w:t>
+      </w:r>
+      <w:r>
+        <w:rPr>
+          <w:rStyle w:val="VerbatimChar"/>
+        </w:rPr>
+        <w:t xml:space="preserve">.csv</w:t>
+      </w:r>
+      <w:r>
+        <w:t xml:space="preserve"> </w:t>
+      </w:r>
+      <w:r>
+        <w:rPr>
+          <w:rFonts w:hint="eastAsia"/>
+        </w:rPr>
+        <w:t xml:space="preserve">后再导入。</w:t>
+      </w:r>
+      <w:r>
+        <w:br/>
+      </w:r>
       <w:r>
         <w:t xml:space="preserve">Excel </w:t>
       </w:r>
@@ -1365,6 +1503,7 @@
     <w:p>
       <w:pPr>
         <w:pStyle w:val="Heading3"/>
+        <w:keepNext/>
       </w:pPr>
       <w:r>
         <w:t xml:space="preserve">4. PDF </w:t>
@@ -1413,6 +1552,7 @@
     <w:p>
       <w:pPr>
         <w:pStyle w:val="SourceCode"/>
+        <w:keepLines/>
       </w:pPr>
       <w:r>
         <w:rPr>
@@ -1629,6 +1769,7 @@
     <w:p>
       <w:pPr>
         <w:pStyle w:val="Heading2"/>
+        <w:keepNext/>
       </w:pPr>
       <w:r>
         <w:rPr>
@@ -1652,6 +1793,7 @@
     <w:p>
       <w:pPr>
         <w:pStyle w:val="Heading3"/>
+        <w:keepNext/>
       </w:pPr>
       <w:r>
         <w:t xml:space="preserve">1. JSON </w:t>
@@ -1752,6 +1894,7 @@
       </w:tblGrid>
       <w:tr>
         <w:trPr>
+          <w:cantSplit/>
           <w:tblHeader w:val="on"/>
         </w:trPr>
         <w:tc>
@@ -1798,6 +1941,9 @@
         </w:tc>
       </w:tr>
       <w:tr>
+        <w:trPr>
+          <w:cantSplit/>
+        </w:trPr>
         <w:tc>
           <w:tcPr/>
           <w:p>
@@ -1843,6 +1989,9 @@
         </w:tc>
       </w:tr>
       <w:tr>
+        <w:trPr>
+          <w:cantSplit/>
+        </w:trPr>
         <w:tc>
           <w:tcPr/>
           <w:p>
@@ -1888,6 +2037,9 @@
         </w:tc>
       </w:tr>
       <w:tr>
+        <w:trPr>
+          <w:cantSplit/>
+        </w:trPr>
         <w:tc>
           <w:tcPr/>
           <w:p>
@@ -1933,6 +2085,9 @@
         </w:tc>
       </w:tr>
       <w:tr>
+        <w:trPr>
+          <w:cantSplit/>
+        </w:trPr>
         <w:tc>
           <w:tcPr/>
           <w:p>
@@ -1995,6 +2150,9 @@
         </w:tc>
       </w:tr>
       <w:tr>
+        <w:trPr>
+          <w:cantSplit/>
+        </w:trPr>
         <w:tc>
           <w:tcPr/>
           <w:p>
@@ -2119,6 +2277,7 @@
     <w:p>
       <w:pPr>
         <w:pStyle w:val="Heading3"/>
+        <w:keepNext/>
       </w:pPr>
       <w:r>
         <w:t xml:space="preserve">2. </w:t>
@@ -2309,6 +2468,7 @@
     <w:p>
       <w:pPr>
         <w:pStyle w:val="Heading2"/>
+        <w:keepNext/>
       </w:pPr>
       <w:r>
         <w:rPr>
@@ -2360,6 +2520,7 @@
     <w:p>
       <w:pPr>
         <w:pStyle w:val="Heading3"/>
+        <w:keepNext/>
       </w:pPr>
       <w:r>
         <w:t xml:space="preserve">1. </w:t>
@@ -2396,6 +2557,7 @@
     <w:p>
       <w:pPr>
         <w:pStyle w:val="SourceCode"/>
+        <w:keepLines/>
       </w:pPr>
       <w:r>
         <w:rPr>
@@ -2508,6 +2670,7 @@
     <w:p>
       <w:pPr>
         <w:pStyle w:val="SourceCode"/>
+        <w:keepLines/>
       </w:pPr>
       <w:r>
         <w:rPr>
@@ -2570,6 +2733,7 @@
     <w:p>
       <w:pPr>
         <w:pStyle w:val="Heading3"/>
+        <w:keepNext/>
       </w:pPr>
       <w:r>
         <w:t xml:space="preserve">2. </w:t>
@@ -2595,6 +2759,7 @@
     <w:p>
       <w:pPr>
         <w:pStyle w:val="SourceCode"/>
+        <w:keepLines/>
       </w:pPr>
       <w:r>
         <w:rPr>
@@ -2702,6 +2867,7 @@
     <w:p>
       <w:pPr>
         <w:pStyle w:val="SourceCode"/>
+        <w:keepLines/>
       </w:pPr>
       <w:r>
         <w:rPr>
@@ -2812,6 +2978,7 @@
     <w:p>
       <w:pPr>
         <w:pStyle w:val="SourceCode"/>
+        <w:keepLines/>
       </w:pPr>
       <w:r>
         <w:rPr>
@@ -2885,6 +3052,7 @@
     <w:p>
       <w:pPr>
         <w:pStyle w:val="Heading3"/>
+        <w:keepNext/>
       </w:pPr>
       <w:r>
         <w:t xml:space="preserve">3. </w:t>
@@ -2919,6 +3087,7 @@
     <w:p>
       <w:pPr>
         <w:pStyle w:val="SourceCode"/>
+        <w:keepLines/>
       </w:pPr>
       <w:r>
         <w:rPr>
@@ -3059,6 +3228,7 @@
     <w:p>
       <w:pPr>
         <w:pStyle w:val="SourceCode"/>
+        <w:keepLines/>
       </w:pPr>
       <w:r>
         <w:rPr>
@@ -3245,6 +3415,7 @@
     <w:p>
       <w:pPr>
         <w:pStyle w:val="Heading3"/>
+        <w:keepNext/>
       </w:pPr>
       <w:r>
         <w:t xml:space="preserve">4. </w:t>
@@ -3290,6 +3461,7 @@
     <w:p>
       <w:pPr>
         <w:pStyle w:val="SourceCode"/>
+        <w:keepLines/>
       </w:pPr>
       <w:r>
         <w:rPr>
@@ -3460,6 +3632,7 @@
     <w:p>
       <w:pPr>
         <w:pStyle w:val="Heading3"/>
+        <w:keepNext/>
       </w:pPr>
       <w:r>
         <w:t xml:space="preserve">5. </w:t>
@@ -3496,6 +3669,7 @@
     <w:p>
       <w:pPr>
         <w:pStyle w:val="SourceCode"/>
+        <w:keepLines/>
       </w:pPr>
       <w:r>
         <w:rPr>
@@ -3562,6 +3736,7 @@
     <w:p>
       <w:pPr>
         <w:pStyle w:val="SourceCode"/>
+        <w:keepLines/>
       </w:pPr>
       <w:r>
         <w:rPr>
@@ -3674,6 +3849,7 @@
     <w:p>
       <w:pPr>
         <w:pStyle w:val="Heading3"/>
+        <w:keepNext/>
       </w:pPr>
       <w:r>
         <w:t xml:space="preserve">6. </w:t>
@@ -3849,6 +4025,7 @@
     <w:p>
       <w:pPr>
         <w:pStyle w:val="SourceCode"/>
+        <w:keepLines/>
       </w:pPr>
       <w:r>
         <w:rPr>
@@ -3912,6 +4089,7 @@
     <w:p>
       <w:pPr>
         <w:pStyle w:val="Heading2"/>
+        <w:keepNext/>
       </w:pPr>
       <w:r>
         <w:rPr>
@@ -3935,6 +4113,7 @@
     <w:p>
       <w:pPr>
         <w:pStyle w:val="Heading3"/>
+        <w:keepNext/>
       </w:pPr>
       <w:r>
         <w:t xml:space="preserve">1. </w:t>
@@ -3960,6 +4139,7 @@
     <w:p>
       <w:pPr>
         <w:pStyle w:val="SourceCode"/>
+        <w:keepLines/>
       </w:pPr>
       <w:r>
         <w:rPr>
@@ -4067,6 +4247,7 @@
     <w:p>
       <w:pPr>
         <w:pStyle w:val="Heading3"/>
+        <w:keepNext/>
       </w:pPr>
       <w:r>
         <w:t xml:space="preserve">2. </w:t>
@@ -4165,6 +4346,7 @@
     <w:p>
       <w:pPr>
         <w:pStyle w:val="Heading3"/>
+        <w:keepNext/>
       </w:pPr>
       <w:r>
         <w:t xml:space="preserve">3. </w:t>
@@ -4190,6 +4372,7 @@
     <w:p>
       <w:pPr>
         <w:pStyle w:val="SourceCode"/>
+        <w:keepLines/>
       </w:pPr>
       <w:r>
         <w:rPr>
@@ -4267,6 +4450,7 @@
     <w:p>
       <w:pPr>
         <w:pStyle w:val="SourceCode"/>
+        <w:keepLines/>
       </w:pPr>
       <w:r>
         <w:rPr>
@@ -4326,6 +4510,7 @@
     <w:p>
       <w:pPr>
         <w:pStyle w:val="SourceCode"/>
+        <w:keepLines/>
       </w:pPr>
       <w:r>
         <w:rPr>
@@ -4385,6 +4570,7 @@
     <w:p>
       <w:pPr>
         <w:pStyle w:val="Heading3"/>
+        <w:keepNext/>
       </w:pPr>
       <w:r>
         <w:t xml:space="preserve">4. </w:t>
@@ -4410,6 +4596,7 @@
     <w:p>
       <w:pPr>
         <w:pStyle w:val="SourceCode"/>
+        <w:keepLines/>
       </w:pPr>
       <w:r>
         <w:rPr>
@@ -4490,6 +4677,7 @@
       </w:tblGrid>
       <w:tr>
         <w:trPr>
+          <w:cantSplit/>
           <w:tblHeader w:val="on"/>
         </w:trPr>
         <w:tc>
@@ -4522,6 +4710,9 @@
         </w:tc>
       </w:tr>
       <w:tr>
+        <w:trPr>
+          <w:cantSplit/>
+        </w:trPr>
         <w:tc>
           <w:tcPr/>
           <w:p>
@@ -4549,6 +4740,9 @@
         </w:tc>
       </w:tr>
       <w:tr>
+        <w:trPr>
+          <w:cantSplit/>
+        </w:trPr>
         <w:tc>
           <w:tcPr/>
           <w:p>
@@ -4576,6 +4770,9 @@
         </w:tc>
       </w:tr>
       <w:tr>
+        <w:trPr>
+          <w:cantSplit/>
+        </w:trPr>
         <w:tc>
           <w:tcPr/>
           <w:p>
@@ -4603,6 +4800,9 @@
         </w:tc>
       </w:tr>
       <w:tr>
+        <w:trPr>
+          <w:cantSplit/>
+        </w:trPr>
         <w:tc>
           <w:tcPr/>
           <w:p>
@@ -4630,6 +4830,9 @@
         </w:tc>
       </w:tr>
       <w:tr>
+        <w:trPr>
+          <w:cantSplit/>
+        </w:trPr>
         <w:tc>
           <w:tcPr/>
           <w:p>
@@ -4660,6 +4863,9 @@
         </w:tc>
       </w:tr>
       <w:tr>
+        <w:trPr>
+          <w:cantSplit/>
+        </w:trPr>
         <w:tc>
           <w:tcPr/>
           <w:p>
@@ -4695,6 +4901,7 @@
     <w:p>
       <w:pPr>
         <w:pStyle w:val="Heading3"/>
+        <w:keepNext/>
       </w:pPr>
       <w:r>
         <w:t xml:space="preserve">5. </w:t>
@@ -4720,6 +4927,7 @@
     <w:p>
       <w:pPr>
         <w:pStyle w:val="SourceCode"/>
+        <w:keepLines/>
       </w:pPr>
       <w:r>
         <w:rPr>
@@ -4773,6 +4981,7 @@
     <w:p>
       <w:pPr>
         <w:pStyle w:val="Heading2"/>
+        <w:keepNext/>
       </w:pPr>
       <w:r>
         <w:rPr>
@@ -4796,6 +5005,7 @@
     <w:p>
       <w:pPr>
         <w:pStyle w:val="Heading3"/>
+        <w:keepNext/>
       </w:pPr>
       <w:r>
         <w:t xml:space="preserve">1. </w:t>
@@ -4821,6 +5031,7 @@
     <w:p>
       <w:pPr>
         <w:pStyle w:val="SourceCode"/>
+        <w:keepLines/>
       </w:pPr>
       <w:r>
         <w:rPr>
@@ -4886,6 +5097,7 @@
     <w:p>
       <w:pPr>
         <w:pStyle w:val="Heading3"/>
+        <w:keepNext/>
       </w:pPr>
       <w:r>
         <w:t xml:space="preserve">2. </w:t>
@@ -4940,6 +5152,7 @@
       </w:tblGrid>
       <w:tr>
         <w:trPr>
+          <w:cantSplit/>
           <w:tblHeader w:val="on"/>
         </w:trPr>
         <w:tc>
@@ -4972,6 +5185,9 @@
         </w:tc>
       </w:tr>
       <w:tr>
+        <w:trPr>
+          <w:cantSplit/>
+        </w:trPr>
         <w:tc>
           <w:tcPr/>
           <w:p>
@@ -5002,6 +5218,9 @@
         </w:tc>
       </w:tr>
       <w:tr>
+        <w:trPr>
+          <w:cantSplit/>
+        </w:trPr>
         <w:tc>
           <w:tcPr/>
           <w:p>
@@ -5032,6 +5251,9 @@
         </w:tc>
       </w:tr>
       <w:tr>
+        <w:trPr>
+          <w:cantSplit/>
+        </w:trPr>
         <w:tc>
           <w:tcPr/>
           <w:p>
@@ -5062,6 +5284,9 @@
         </w:tc>
       </w:tr>
       <w:tr>
+        <w:trPr>
+          <w:cantSplit/>
+        </w:trPr>
         <w:tc>
           <w:tcPr/>
           <w:p>
@@ -5097,6 +5322,7 @@
     <w:p>
       <w:pPr>
         <w:pStyle w:val="Heading3"/>
+        <w:keepNext/>
       </w:pPr>
       <w:r>
         <w:t xml:space="preserve">3. </w:t>
@@ -5142,6 +5368,7 @@
       </w:tblGrid>
       <w:tr>
         <w:trPr>
+          <w:cantSplit/>
           <w:tblHeader w:val="on"/>
         </w:trPr>
         <w:tc>
@@ -5174,6 +5401,9 @@
         </w:tc>
       </w:tr>
       <w:tr>
+        <w:trPr>
+          <w:cantSplit/>
+        </w:trPr>
         <w:tc>
           <w:tcPr/>
           <w:p>
@@ -5204,6 +5434,9 @@
         </w:tc>
       </w:tr>
       <w:tr>
+        <w:trPr>
+          <w:cantSplit/>
+        </w:trPr>
         <w:tc>
           <w:tcPr/>
           <w:p>
@@ -5234,6 +5467,9 @@
         </w:tc>
       </w:tr>
       <w:tr>
+        <w:trPr>
+          <w:cantSplit/>
+        </w:trPr>
         <w:tc>
           <w:tcPr/>
           <w:p>
@@ -5269,6 +5505,7 @@
     <w:p>
       <w:pPr>
         <w:pStyle w:val="Heading3"/>
+        <w:keepNext/>
       </w:pPr>
       <w:r>
         <w:t xml:space="preserve">4. </w:t>
@@ -5315,6 +5552,7 @@
     <w:p>
       <w:pPr>
         <w:pStyle w:val="Heading2"/>
+        <w:keepNext/>
       </w:pPr>
       <w:r>
         <w:rPr>
@@ -5338,6 +5576,7 @@
     <w:p>
       <w:pPr>
         <w:pStyle w:val="Heading3"/>
+        <w:keepNext/>
       </w:pPr>
       <w:r>
         <w:t xml:space="preserve">1. </w:t>
@@ -5372,6 +5611,7 @@
     <w:p>
       <w:pPr>
         <w:pStyle w:val="SourceCode"/>
+        <w:keepLines/>
       </w:pPr>
       <w:r>
         <w:rPr>
@@ -5430,6 +5670,7 @@
     <w:p>
       <w:pPr>
         <w:pStyle w:val="SourceCode"/>
+        <w:keepLines/>
       </w:pPr>
       <w:r>
         <w:rPr>
@@ -5491,6 +5732,7 @@
     <w:p>
       <w:pPr>
         <w:pStyle w:val="Heading3"/>
+        <w:keepNext/>
       </w:pPr>
       <w:r>
         <w:t xml:space="preserve">2. </w:t>
@@ -5516,6 +5758,7 @@
     <w:p>
       <w:pPr>
         <w:pStyle w:val="SourceCode"/>
+        <w:keepLines/>
       </w:pPr>
       <w:r>
         <w:rPr>
@@ -5622,6 +5865,7 @@
     <w:p>
       <w:pPr>
         <w:pStyle w:val="SourceCode"/>
+        <w:keepLines/>
       </w:pPr>
       <w:r>
         <w:rPr>
@@ -5750,6 +5994,7 @@
     <w:p>
       <w:pPr>
         <w:pStyle w:val="Heading3"/>
+        <w:keepNext/>
       </w:pPr>
       <w:r>
         <w:t xml:space="preserve">3. </w:t>
@@ -5789,6 +6034,7 @@
     <w:p>
       <w:pPr>
         <w:pStyle w:val="SourceCode"/>
+        <w:keepLines/>
       </w:pPr>
       <w:r>
         <w:rPr>
@@ -5834,6 +6080,7 @@
     <w:p>
       <w:pPr>
         <w:pStyle w:val="SourceCode"/>
+        <w:keepLines/>
       </w:pPr>
       <w:r>
         <w:rPr>
@@ -5870,6 +6117,7 @@
     <w:p>
       <w:pPr>
         <w:pStyle w:val="Heading2"/>
+        <w:keepNext/>
       </w:pPr>
       <w:r>
         <w:rPr>
@@ -5893,6 +6141,7 @@
     <w:p>
       <w:pPr>
         <w:pStyle w:val="Heading3"/>
+        <w:keepNext/>
       </w:pPr>
       <w:r>
         <w:t xml:space="preserve">1. </w:t>
@@ -5931,6 +6180,7 @@
     <w:p>
       <w:pPr>
         <w:pStyle w:val="Heading3"/>
+        <w:keepNext/>
       </w:pPr>
       <w:r>
         <w:t xml:space="preserve">2. </w:t>
@@ -5967,6 +6217,7 @@
     <w:p>
       <w:pPr>
         <w:pStyle w:val="SourceCode"/>
+        <w:keepLines/>
       </w:pPr>
       <w:r>
         <w:rPr>
@@ -6014,6 +6265,7 @@
     <w:p>
       <w:pPr>
         <w:pStyle w:val="SourceCode"/>
+        <w:keepLines/>
       </w:pPr>
       <w:r>
         <w:rPr>
@@ -6036,6 +6288,7 @@
     <w:p>
       <w:pPr>
         <w:pStyle w:val="SourceCode"/>
+        <w:keepLines/>
       </w:pPr>
       <w:r>
         <w:rPr>
@@ -6067,6 +6320,7 @@
     <w:p>
       <w:pPr>
         <w:pStyle w:val="Heading3"/>
+        <w:keepNext/>
       </w:pPr>
       <w:r>
         <w:t xml:space="preserve">3. </w:t>
@@ -6101,6 +6355,7 @@
       </w:tblGrid>
       <w:tr>
         <w:trPr>
+          <w:cantSplit/>
           <w:tblHeader w:val="on"/>
         </w:trPr>
         <w:tc>
@@ -6133,6 +6388,9 @@
         </w:tc>
       </w:tr>
       <w:tr>
+        <w:trPr>
+          <w:cantSplit/>
+        </w:trPr>
         <w:tc>
           <w:tcPr/>
           <w:p>
@@ -6163,6 +6421,9 @@
         </w:tc>
       </w:tr>
       <w:tr>
+        <w:trPr>
+          <w:cantSplit/>
+        </w:trPr>
         <w:tc>
           <w:tcPr/>
           <w:p>
@@ -6193,6 +6454,9 @@
         </w:tc>
       </w:tr>
       <w:tr>
+        <w:trPr>
+          <w:cantSplit/>
+        </w:trPr>
         <w:tc>
           <w:tcPr/>
           <w:p>
@@ -6223,6 +6487,9 @@
         </w:tc>
       </w:tr>
       <w:tr>
+        <w:trPr>
+          <w:cantSplit/>
+        </w:trPr>
         <w:tc>
           <w:tcPr/>
           <w:p>
@@ -6269,6 +6536,7 @@
     <w:p>
       <w:pPr>
         <w:pStyle w:val="Heading3"/>
+        <w:keepNext/>
       </w:pPr>
       <w:r>
         <w:t xml:space="preserve">4. </w:t>
@@ -6303,6 +6571,7 @@
       </w:tblGrid>
       <w:tr>
         <w:trPr>
+          <w:cantSplit/>
           <w:tblHeader w:val="on"/>
         </w:trPr>
         <w:tc>
@@ -6335,6 +6604,9 @@
         </w:tc>
       </w:tr>
       <w:tr>
+        <w:trPr>
+          <w:cantSplit/>
+        </w:trPr>
         <w:tc>
           <w:tcPr/>
           <w:p>
@@ -6365,6 +6637,9 @@
         </w:tc>
       </w:tr>
       <w:tr>
+        <w:trPr>
+          <w:cantSplit/>
+        </w:trPr>
         <w:tc>
           <w:tcPr/>
           <w:p>
@@ -6413,6 +6688,9 @@
         </w:tc>
       </w:tr>
       <w:tr>
+        <w:trPr>
+          <w:cantSplit/>
+        </w:trPr>
         <w:tc>
           <w:tcPr/>
           <w:p>
@@ -6443,6 +6721,9 @@
         </w:tc>
       </w:tr>
       <w:tr>
+        <w:trPr>
+          <w:cantSplit/>
+        </w:trPr>
         <w:tc>
           <w:tcPr/>
           <w:p>
@@ -6473,6 +6754,9 @@
         </w:tc>
       </w:tr>
       <w:tr>
+        <w:trPr>
+          <w:cantSplit/>
+        </w:trPr>
         <w:tc>
           <w:tcPr/>
           <w:p>
@@ -6671,6 +6955,7 @@
     <w:p>
       <w:pPr>
         <w:pStyle w:val="Heading2"/>
+        <w:keepNext/>
       </w:pPr>
       <w:r>
         <w:rPr>
@@ -6713,6 +6998,7 @@
       </w:tblGrid>
       <w:tr>
         <w:trPr>
+          <w:cantSplit/>
           <w:tblHeader w:val="on"/>
         </w:trPr>
         <w:tc>
@@ -6745,6 +7031,9 @@
         </w:tc>
       </w:tr>
       <w:tr>
+        <w:trPr>
+          <w:cantSplit/>
+        </w:trPr>
         <w:tc>
           <w:tcPr/>
           <w:p>
@@ -6775,6 +7064,9 @@
         </w:tc>
       </w:tr>
       <w:tr>
+        <w:trPr>
+          <w:cantSplit/>
+        </w:trPr>
         <w:tc>
           <w:tcPr/>
           <w:p>
@@ -6805,6 +7097,9 @@
         </w:tc>
       </w:tr>
       <w:tr>
+        <w:trPr>
+          <w:cantSplit/>
+        </w:trPr>
         <w:tc>
           <w:tcPr/>
           <w:p>
@@ -6835,6 +7130,9 @@
         </w:tc>
       </w:tr>
       <w:tr>
+        <w:trPr>
+          <w:cantSplit/>
+        </w:trPr>
         <w:tc>
           <w:tcPr/>
           <w:p>
@@ -6865,6 +7163,9 @@
         </w:tc>
       </w:tr>
       <w:tr>
+        <w:trPr>
+          <w:cantSplit/>
+        </w:trPr>
         <w:tc>
           <w:tcPr/>
           <w:p>
@@ -6895,6 +7196,9 @@
         </w:tc>
       </w:tr>
       <w:tr>
+        <w:trPr>
+          <w:cantSplit/>
+        </w:trPr>
         <w:tc>
           <w:tcPr/>
           <w:p>
@@ -6925,6 +7229,9 @@
         </w:tc>
       </w:tr>
       <w:tr>
+        <w:trPr>
+          <w:cantSplit/>
+        </w:trPr>
         <w:tc>
           <w:tcPr/>
           <w:p>
@@ -6955,6 +7262,9 @@
         </w:tc>
       </w:tr>
       <w:tr>
+        <w:trPr>
+          <w:cantSplit/>
+        </w:trPr>
         <w:tc>
           <w:tcPr/>
           <w:p>
@@ -6985,6 +7295,9 @@
         </w:tc>
       </w:tr>
       <w:tr>
+        <w:trPr>
+          <w:cantSplit/>
+        </w:trPr>
         <w:tc>
           <w:tcPr/>
           <w:p>
@@ -7038,6 +7351,7 @@
     <w:p>
       <w:pPr>
         <w:pStyle w:val="Heading2"/>
+        <w:keepNext/>
       </w:pPr>
       <w:r>
         <w:rPr>
@@ -7091,6 +7405,7 @@
       </w:tblGrid>
       <w:tr>
         <w:trPr>
+          <w:cantSplit/>
           <w:tblHeader w:val="on"/>
         </w:trPr>
         <w:tc>
@@ -7123,6 +7438,9 @@
         </w:tc>
       </w:tr>
       <w:tr>
+        <w:trPr>
+          <w:cantSplit/>
+        </w:trPr>
         <w:tc>
           <w:tcPr/>
           <w:p>
@@ -7153,6 +7471,9 @@
         </w:tc>
       </w:tr>
       <w:tr>
+        <w:trPr>
+          <w:cantSplit/>
+        </w:trPr>
         <w:tc>
           <w:tcPr/>
           <w:p>
@@ -7186,6 +7507,9 @@
         </w:tc>
       </w:tr>
       <w:tr>
+        <w:trPr>
+          <w:cantSplit/>
+        </w:trPr>
         <w:tc>
           <w:tcPr/>
           <w:p>
@@ -7216,6 +7540,9 @@
         </w:tc>
       </w:tr>
       <w:tr>
+        <w:trPr>
+          <w:cantSplit/>
+        </w:trPr>
         <w:tc>
           <w:tcPr/>
           <w:p>
@@ -7258,6 +7585,9 @@
         </w:tc>
       </w:tr>
       <w:tr>
+        <w:trPr>
+          <w:cantSplit/>
+        </w:trPr>
         <w:tc>
           <w:tcPr/>
           <w:p>
@@ -7288,6 +7618,9 @@
         </w:tc>
       </w:tr>
       <w:tr>
+        <w:trPr>
+          <w:cantSplit/>
+        </w:trPr>
         <w:tc>
           <w:tcPr/>
           <w:p>
@@ -7318,6 +7651,9 @@
         </w:tc>
       </w:tr>
       <w:tr>
+        <w:trPr>
+          <w:cantSplit/>
+        </w:trPr>
         <w:tc>
           <w:tcPr/>
           <w:p>
@@ -7348,6 +7684,9 @@
         </w:tc>
       </w:tr>
       <w:tr>
+        <w:trPr>
+          <w:cantSplit/>
+        </w:trPr>
         <w:tc>
           <w:tcPr/>
           <w:p>
@@ -7378,6 +7717,9 @@
         </w:tc>
       </w:tr>
       <w:tr>
+        <w:trPr>
+          <w:cantSplit/>
+        </w:trPr>
         <w:tc>
           <w:tcPr/>
           <w:p>
@@ -7422,6 +7764,7 @@
     <w:p>
       <w:pPr>
         <w:pStyle w:val="SourceCode"/>
+        <w:keepLines/>
       </w:pPr>
       <w:r>
         <w:rPr>
@@ -7504,6 +7847,7 @@
     <w:p>
       <w:pPr>
         <w:pStyle w:val="Heading2"/>
+        <w:keepNext/>
       </w:pPr>
       <w:r>
         <w:rPr>
@@ -7557,6 +7901,7 @@
     <w:p>
       <w:pPr>
         <w:pStyle w:val="Heading3"/>
+        <w:keepNext/>
       </w:pPr>
       <w:r>
         <w:t xml:space="preserve">1. </w:t>
@@ -7594,6 +7939,7 @@
     <w:p>
       <w:pPr>
         <w:pStyle w:val="SourceCode"/>
+        <w:keepLines/>
       </w:pPr>
       <w:r>
         <w:rPr>
@@ -7658,6 +8004,7 @@
     <w:p>
       <w:pPr>
         <w:pStyle w:val="SourceCode"/>
+        <w:keepLines/>
       </w:pPr>
       <w:r>
         <w:rPr>
@@ -7793,6 +8140,7 @@
     <w:p>
       <w:pPr>
         <w:pStyle w:val="Heading3"/>
+        <w:keepNext/>
       </w:pPr>
       <w:r>
         <w:t xml:space="preserve">2. </w:t>
@@ -7833,6 +8181,7 @@
     <w:p>
       <w:pPr>
         <w:pStyle w:val="SourceCode"/>
+        <w:keepLines/>
       </w:pPr>
       <w:r>
         <w:rPr>
@@ -8095,6 +8444,7 @@
     <w:p>
       <w:pPr>
         <w:pStyle w:val="SourceCode"/>
+        <w:keepLines/>
       </w:pPr>
       <w:r>
         <w:rPr>
@@ -8224,6 +8574,7 @@
     <w:p>
       <w:pPr>
         <w:pStyle w:val="Heading2"/>
+        <w:keepNext/>
       </w:pPr>
       <w:r>
         <w:rPr>
@@ -8437,6 +8788,7 @@
     <w:p>
       <w:pPr>
         <w:pStyle w:val="SourceCode"/>
+        <w:keepLines/>
       </w:pPr>
       <w:r>
         <w:rPr>
@@ -8550,6 +8902,7 @@
     <w:p>
       <w:pPr>
         <w:pStyle w:val="SourceCode"/>
+        <w:keepLines/>
       </w:pPr>
       <w:r>
         <w:rPr>
@@ -8663,6 +9016,7 @@
     <w:p>
       <w:pPr>
         <w:pStyle w:val="SourceCode"/>
+        <w:keepLines/>
       </w:pPr>
       <w:r>
         <w:rPr>
@@ -8730,6 +9084,7 @@
     <w:p>
       <w:pPr>
         <w:pStyle w:val="Heading2"/>
+        <w:keepNext/>
       </w:pPr>
       <w:r>
         <w:rPr>
@@ -8753,6 +9108,7 @@
     <w:p>
       <w:pPr>
         <w:pStyle w:val="Heading3"/>
+        <w:keepNext/>
       </w:pPr>
       <w:r>
         <w:rPr>
@@ -8862,6 +9218,7 @@
     <w:p>
       <w:pPr>
         <w:pStyle w:val="Heading3"/>
+        <w:keepNext/>
       </w:pPr>
       <w:r>
         <w:rPr>
@@ -8990,6 +9347,7 @@
     <w:p>
       <w:pPr>
         <w:pStyle w:val="Heading2"/>
+        <w:keepNext/>
       </w:pPr>
       <w:r>
         <w:rPr>
@@ -9015,6 +9373,7 @@
     <w:p>
       <w:pPr>
         <w:pStyle w:val="SourceCode"/>
+        <w:keepLines/>
       </w:pPr>
       <w:r>
         <w:rPr>
@@ -9078,6 +9437,7 @@
     <w:p>
       <w:pPr>
         <w:pStyle w:val="SourceCode"/>
+        <w:keepLines/>
       </w:pPr>
       <w:r>
         <w:rPr>
